--- a/Docker/Docker_notes.docx
+++ b/Docker/Docker_notes.docx
@@ -1,6 +1,6 @@
 
 <file path=word/document.xml><?xml version="1.0" encoding="utf-8"?>
-<w:document xmlns:wpc="http://schemas.microsoft.com/office/word/2010/wordprocessingCanvas" xmlns:cx="http://schemas.microsoft.com/office/drawing/2014/chartex" xmlns:cx1="http://schemas.microsoft.com/office/drawing/2015/9/8/chartex" xmlns:cx2="http://schemas.microsoft.com/office/drawing/2015/10/21/chartex" xmlns:cx3="http://schemas.microsoft.com/office/drawing/2016/5/9/chartex" xmlns:cx4="http://schemas.microsoft.com/office/drawing/2016/5/10/chartex" xmlns:cx5="http://schemas.microsoft.com/office/drawing/2016/5/11/chartex" xmlns:cx6="http://schemas.microsoft.com/office/drawing/2016/5/12/chartex" xmlns:cx7="http://schemas.microsoft.com/office/drawing/2016/5/13/chartex" xmlns:cx8="http://schemas.microsoft.com/office/drawing/2016/5/14/chartex" xmlns:mc="http://schemas.openxmlformats.org/markup-compatibility/2006" xmlns:aink="http://schemas.microsoft.com/office/drawing/2016/ink" xmlns:am3d="http://schemas.microsoft.com/office/drawing/2017/model3d" xmlns:o="urn:schemas-microsoft-com:office:office" xmlns:oel="http://schemas.microsoft.com/office/2019/extlst" xmlns:r="http://schemas.openxmlformats.org/officeDocument/2006/relationships" xmlns:m="http://schemas.openxmlformats.org/officeDocument/2006/math" xmlns:v="urn:schemas-microsoft-com:vml" xmlns:wp14="http://schemas.microsoft.com/office/word/2010/wordprocessingDrawing" xmlns:wp="http://schemas.openxmlformats.org/drawingml/2006/wordprocessingDrawing" xmlns:w10="urn:schemas-microsoft-com:office:word" xmlns:w="http://schemas.openxmlformats.org/wordprocessingml/2006/main" xmlns:w14="http://schemas.microsoft.com/office/word/2010/wordml" xmlns:w15="http://schemas.microsoft.com/office/word/2012/wordml" xmlns:w16cex="http://schemas.microsoft.com/office/word/2018/wordml/cex" xmlns:w16cid="http://schemas.microsoft.com/office/word/2016/wordml/cid" xmlns:w16="http://schemas.microsoft.com/office/word/2018/wordml" xmlns:w16sdtdh="http://schemas.microsoft.com/office/word/2020/wordml/sdtdatahash" xmlns:w16se="http://schemas.microsoft.com/office/word/2015/wordml/symex" xmlns:wpg="http://schemas.microsoft.com/office/word/2010/wordprocessingGroup" xmlns:wpi="http://schemas.microsoft.com/office/word/2010/wordprocessingInk" xmlns:wne="http://schemas.microsoft.com/office/word/2006/wordml" xmlns:wps="http://schemas.microsoft.com/office/word/2010/wordprocessingShape" mc:Ignorable="w14 w15 w16se w16cid w16 w16cex w16sdtdh wp14">
+<w:document xmlns:wpc="http://schemas.microsoft.com/office/word/2010/wordprocessingCanvas" xmlns:cx="http://schemas.microsoft.com/office/drawing/2014/chartex" xmlns:cx1="http://schemas.microsoft.com/office/drawing/2015/9/8/chartex" xmlns:cx2="http://schemas.microsoft.com/office/drawing/2015/10/21/chartex" xmlns:cx3="http://schemas.microsoft.com/office/drawing/2016/5/9/chartex" xmlns:cx4="http://schemas.microsoft.com/office/drawing/2016/5/10/chartex" xmlns:cx5="http://schemas.microsoft.com/office/drawing/2016/5/11/chartex" xmlns:cx6="http://schemas.microsoft.com/office/drawing/2016/5/12/chartex" xmlns:cx7="http://schemas.microsoft.com/office/drawing/2016/5/13/chartex" xmlns:cx8="http://schemas.microsoft.com/office/drawing/2016/5/14/chartex" xmlns:mc="http://schemas.openxmlformats.org/markup-compatibility/2006" xmlns:aink="http://schemas.microsoft.com/office/drawing/2016/ink" xmlns:am3d="http://schemas.microsoft.com/office/drawing/2017/model3d" xmlns:o="urn:schemas-microsoft-com:office:office" xmlns:oel="http://schemas.microsoft.com/office/2019/extlst" xmlns:r="http://schemas.openxmlformats.org/officeDocument/2006/relationships" xmlns:m="http://schemas.openxmlformats.org/officeDocument/2006/math" xmlns:v="urn:schemas-microsoft-com:vml" xmlns:wp14="http://schemas.microsoft.com/office/word/2010/wordprocessingDrawing" xmlns:wp="http://schemas.openxmlformats.org/drawingml/2006/wordprocessingDrawing" xmlns:w10="urn:schemas-microsoft-com:office:word" xmlns:w="http://schemas.openxmlformats.org/wordprocessingml/2006/main" xmlns:w14="http://schemas.microsoft.com/office/word/2010/wordml" xmlns:w15="http://schemas.microsoft.com/office/word/2012/wordml" xmlns:w16cex="http://schemas.microsoft.com/office/word/2018/wordml/cex" xmlns:w16cid="http://schemas.microsoft.com/office/word/2016/wordml/cid" xmlns:w16="http://schemas.microsoft.com/office/word/2018/wordml" xmlns:w16du="http://schemas.microsoft.com/office/word/2023/wordml/word16du" xmlns:w16sdtdh="http://schemas.microsoft.com/office/word/2020/wordml/sdtdatahash" xmlns:w16se="http://schemas.microsoft.com/office/word/2015/wordml/symex" xmlns:wpg="http://schemas.microsoft.com/office/word/2010/wordprocessingGroup" xmlns:wpi="http://schemas.microsoft.com/office/word/2010/wordprocessingInk" xmlns:wne="http://schemas.microsoft.com/office/word/2006/wordml" xmlns:wps="http://schemas.microsoft.com/office/word/2010/wordprocessingShape" mc:Ignorable="w14 w15 w16se w16cid w16 w16cex w16sdtdh w16du wp14">
   <w:body>
     <w:p>
       <w:pPr>
@@ -758,6 +758,7 @@
           <w:b/>
           <w:bCs/>
         </w:rPr>
+        <w:lastRenderedPageBreak/>
         <w:t>After:</w:t>
       </w:r>
       <w:r>
@@ -1223,6 +1224,7 @@
           <w:b/>
           <w:bCs/>
         </w:rPr>
+        <w:lastRenderedPageBreak/>
         <w:t>Server : Docker daemon</w:t>
       </w:r>
       <w:r>
@@ -2057,6 +2059,7 @@
           <w:highlight w:val="yellow"/>
           <w:u w:val="single"/>
         </w:rPr>
+        <w:lastRenderedPageBreak/>
         <w:t>registryDomain/imageName:tag</w:t>
       </w:r>
       <w:r>
@@ -2581,6 +2584,7 @@
           <w:b/>
           <w:bCs/>
         </w:rPr>
+        <w:lastRenderedPageBreak/>
         <w:t>We can expose specific ports on host machine to access services running inside the container</w:t>
       </w:r>
       <w:r>
@@ -2778,655 +2782,16 @@
         <w:rPr>
           <w:b/>
           <w:bCs/>
-          <w:color w:val="FF0000"/>
-          <w:sz w:val="36"/>
-          <w:szCs w:val="36"/>
-          <w:u w:val="single"/>
-        </w:rPr>
-        <w:t>Docker Compose:</w:t>
-      </w:r>
-      <w:r>
-        <w:rPr>
-          <w:b/>
-          <w:bCs/>
-          <w:color w:val="FF0000"/>
-          <w:sz w:val="36"/>
-          <w:szCs w:val="36"/>
-          <w:u w:val="single"/>
-        </w:rPr>
-        <w:softHyphen/>
-      </w:r>
-      <w:r>
-        <w:rPr>
-          <w:b/>
-          <w:bCs/>
-          <w:color w:val="FF0000"/>
-          <w:sz w:val="36"/>
-          <w:szCs w:val="36"/>
-          <w:u w:val="single"/>
-        </w:rPr>
-        <w:softHyphen/>
-      </w:r>
-      <w:r>
-        <w:rPr>
-          <w:b/>
-          <w:bCs/>
-          <w:color w:val="FF0000"/>
-          <w:sz w:val="36"/>
-          <w:szCs w:val="36"/>
-          <w:u w:val="single"/>
-        </w:rPr>
-        <w:softHyphen/>
-      </w:r>
-      <w:r>
-        <w:rPr>
-          <w:b/>
-          <w:bCs/>
-          <w:color w:val="FF0000"/>
-          <w:sz w:val="36"/>
-          <w:szCs w:val="36"/>
-          <w:u w:val="single"/>
-        </w:rPr>
-        <w:softHyphen/>
-      </w:r>
-      <w:r>
-        <w:rPr>
-          <w:b/>
-          <w:bCs/>
-          <w:color w:val="FF0000"/>
-          <w:sz w:val="36"/>
-          <w:szCs w:val="36"/>
-          <w:u w:val="single"/>
-        </w:rPr>
-        <w:softHyphen/>
-      </w:r>
-    </w:p>
-    <w:p>
-      <w:pPr>
-        <w:pStyle w:val="ListParagraph"/>
-        <w:numPr>
-          <w:ilvl w:val="0"/>
-          <w:numId w:val="17"/>
-        </w:numPr>
-        <w:jc w:val="both"/>
-        <w:rPr>
-          <w:b/>
-          <w:bCs/>
-        </w:rPr>
-      </w:pPr>
-      <w:r>
-        <w:rPr>
-          <w:b/>
-          <w:bCs/>
-        </w:rPr>
-        <w:t>It allows us to manage multi-container applications.</w:t>
-      </w:r>
-      <w:r>
-        <w:rPr>
-          <w:b/>
-          <w:bCs/>
-        </w:rPr>
-        <w:tab/>
-        <w:t>(for running multiple docker containers)</w:t>
-      </w:r>
-    </w:p>
-    <w:p>
-      <w:pPr>
-        <w:pStyle w:val="ListParagraph"/>
-        <w:numPr>
-          <w:ilvl w:val="0"/>
-          <w:numId w:val="17"/>
-        </w:numPr>
-        <w:jc w:val="both"/>
-        <w:rPr>
-          <w:b/>
-          <w:bCs/>
-        </w:rPr>
-      </w:pPr>
-      <w:r>
-        <w:rPr>
-          <w:b/>
-          <w:bCs/>
-        </w:rPr>
-        <w:t xml:space="preserve">It enables us to define the services, network &amp; volumes required for our application in a single YAML file called </w:t>
-      </w:r>
-      <w:r>
-        <w:rPr>
-          <w:b/>
-          <w:bCs/>
-          <w:u w:val="single"/>
-        </w:rPr>
-        <w:t>docker-compose.yml</w:t>
-      </w:r>
-    </w:p>
-    <w:p>
-      <w:pPr>
-        <w:pStyle w:val="ListParagraph"/>
-        <w:numPr>
-          <w:ilvl w:val="0"/>
-          <w:numId w:val="17"/>
-        </w:numPr>
-        <w:jc w:val="both"/>
-        <w:rPr>
-          <w:b/>
-          <w:bCs/>
-        </w:rPr>
-      </w:pPr>
-      <w:r>
-        <w:rPr>
-          <w:b/>
-          <w:bCs/>
-        </w:rPr>
-        <w:t>Using this we can define the entire application stack in a single configuration file</w:t>
-      </w:r>
-    </w:p>
-    <w:p>
-      <w:pPr>
-        <w:pStyle w:val="ListParagraph"/>
-        <w:numPr>
-          <w:ilvl w:val="0"/>
-          <w:numId w:val="17"/>
-        </w:numPr>
-        <w:jc w:val="both"/>
-        <w:rPr>
-          <w:b/>
-          <w:bCs/>
-        </w:rPr>
-      </w:pPr>
-      <w:r>
-        <w:rPr>
-          <w:b/>
-          <w:bCs/>
-        </w:rPr>
-        <w:t xml:space="preserve">Instead of separate </w:t>
-      </w:r>
-      <w:r>
-        <w:rPr>
-          <w:b/>
-          <w:bCs/>
-          <w:u w:val="single"/>
-        </w:rPr>
-        <w:t>docker run</w:t>
-      </w:r>
-      <w:r>
-        <w:rPr>
-          <w:b/>
-          <w:bCs/>
-        </w:rPr>
-        <w:t xml:space="preserve"> commands for each container, we can use a single </w:t>
-      </w:r>
-      <w:r>
-        <w:rPr>
-          <w:b/>
-          <w:bCs/>
-          <w:u w:val="single"/>
-        </w:rPr>
-        <w:t>docker-compose up</w:t>
-      </w:r>
-      <w:r>
-        <w:rPr>
-          <w:b/>
-          <w:bCs/>
-        </w:rPr>
-        <w:t xml:space="preserve"> to start all services defined in docker file</w:t>
-      </w:r>
-    </w:p>
-    <w:p>
-      <w:pPr>
-        <w:pStyle w:val="ListParagraph"/>
-        <w:numPr>
-          <w:ilvl w:val="0"/>
-          <w:numId w:val="17"/>
-        </w:numPr>
-        <w:jc w:val="both"/>
-        <w:rPr>
-          <w:b/>
-          <w:bCs/>
-          <w:u w:val="single"/>
-        </w:rPr>
-      </w:pPr>
-      <w:r>
-        <w:rPr>
-          <w:b/>
-          <w:bCs/>
-          <w:u w:val="single"/>
-        </w:rPr>
-        <w:t>Docker-compose down</w:t>
-      </w:r>
-      <w:r>
-        <w:rPr>
-          <w:b/>
-          <w:bCs/>
-        </w:rPr>
-        <w:t xml:space="preserve"> to stop &amp; remove all containers, networks &amp; volumes defined in docker file</w:t>
-      </w:r>
-    </w:p>
-    <w:p>
-      <w:pPr>
-        <w:pStyle w:val="ListParagraph"/>
-        <w:numPr>
-          <w:ilvl w:val="0"/>
-          <w:numId w:val="17"/>
-        </w:numPr>
-        <w:jc w:val="both"/>
-        <w:rPr>
-          <w:b/>
-          <w:bCs/>
-          <w:u w:val="single"/>
-        </w:rPr>
-      </w:pPr>
-      <w:r>
-        <w:rPr>
-          <w:b/>
-          <w:bCs/>
-        </w:rPr>
-        <w:t>Components of docker-compose file,</w:t>
-      </w:r>
-    </w:p>
-    <w:p>
-      <w:pPr>
-        <w:pStyle w:val="ListParagraph"/>
-        <w:jc w:val="both"/>
-        <w:rPr>
-          <w:b/>
-          <w:bCs/>
-          <w:u w:val="single"/>
-        </w:rPr>
-      </w:pPr>
-    </w:p>
-    <w:p>
-      <w:pPr>
-        <w:pStyle w:val="ListParagraph"/>
-        <w:numPr>
-          <w:ilvl w:val="1"/>
-          <w:numId w:val="17"/>
-        </w:numPr>
-        <w:rPr>
-          <w:b/>
-          <w:bCs/>
-          <w:color w:val="4472C4" w:themeColor="accent1"/>
-          <w:u w:val="single"/>
-        </w:rPr>
-      </w:pPr>
-      <w:r>
-        <w:rPr>
-          <w:b/>
-          <w:bCs/>
-          <w:color w:val="4472C4" w:themeColor="accent1"/>
-          <w:u w:val="single"/>
-        </w:rPr>
-        <w:t>Services:</w:t>
-      </w:r>
-    </w:p>
-    <w:p>
-      <w:pPr>
-        <w:pStyle w:val="ListParagraph"/>
-        <w:numPr>
-          <w:ilvl w:val="2"/>
-          <w:numId w:val="17"/>
-        </w:numPr>
-        <w:jc w:val="both"/>
-        <w:rPr>
-          <w:b/>
-          <w:bCs/>
-        </w:rPr>
-      </w:pPr>
-      <w:r>
-        <w:rPr>
-          <w:b/>
-          <w:bCs/>
-        </w:rPr>
-        <w:t>Represesents a container in our application.</w:t>
-      </w:r>
-    </w:p>
-    <w:p>
-      <w:pPr>
-        <w:pStyle w:val="ListParagraph"/>
-        <w:numPr>
-          <w:ilvl w:val="2"/>
-          <w:numId w:val="17"/>
-        </w:numPr>
-        <w:jc w:val="both"/>
-        <w:rPr>
-          <w:b/>
-          <w:bCs/>
-        </w:rPr>
-      </w:pPr>
-      <w:r>
-        <w:rPr>
-          <w:b/>
-          <w:bCs/>
-        </w:rPr>
-        <w:t>Here, we define the image to use, container configuration, env vars, ports to expose etc..</w:t>
-      </w:r>
-    </w:p>
-    <w:p>
-      <w:pPr>
-        <w:pStyle w:val="ListParagraph"/>
-        <w:ind w:left="2160"/>
-        <w:jc w:val="both"/>
-        <w:rPr>
-          <w:b/>
-          <w:bCs/>
-        </w:rPr>
-      </w:pPr>
-    </w:p>
-    <w:p>
-      <w:pPr>
-        <w:pStyle w:val="ListParagraph"/>
-        <w:numPr>
-          <w:ilvl w:val="1"/>
-          <w:numId w:val="17"/>
-        </w:numPr>
-        <w:rPr>
-          <w:b/>
-          <w:bCs/>
-          <w:color w:val="4472C4" w:themeColor="accent1"/>
-          <w:u w:val="single"/>
-        </w:rPr>
-      </w:pPr>
-      <w:r>
-        <w:rPr>
-          <w:b/>
-          <w:bCs/>
-          <w:color w:val="4472C4" w:themeColor="accent1"/>
-          <w:u w:val="single"/>
-        </w:rPr>
-        <w:t>Networks:</w:t>
-      </w:r>
-    </w:p>
-    <w:p>
-      <w:pPr>
-        <w:pStyle w:val="ListParagraph"/>
-        <w:numPr>
-          <w:ilvl w:val="2"/>
-          <w:numId w:val="17"/>
-        </w:numPr>
-        <w:jc w:val="both"/>
-        <w:rPr>
-          <w:b/>
-          <w:bCs/>
-        </w:rPr>
-      </w:pPr>
-      <w:r>
-        <w:rPr>
-          <w:b/>
-          <w:bCs/>
-        </w:rPr>
-        <w:t>We can define custom networks to control the communication between containers.</w:t>
-      </w:r>
-    </w:p>
-    <w:p>
-      <w:pPr>
-        <w:pStyle w:val="ListParagraph"/>
-        <w:numPr>
-          <w:ilvl w:val="2"/>
-          <w:numId w:val="17"/>
-        </w:numPr>
-        <w:jc w:val="both"/>
-        <w:rPr>
-          <w:b/>
-          <w:bCs/>
-        </w:rPr>
-      </w:pPr>
-      <w:r>
-        <w:rPr>
-          <w:b/>
-          <w:bCs/>
-        </w:rPr>
-        <w:t>By default, docker compose creates a default network for our application</w:t>
-      </w:r>
-    </w:p>
-    <w:p>
-      <w:pPr>
-        <w:pStyle w:val="ListParagraph"/>
-        <w:ind w:left="2160"/>
-        <w:jc w:val="both"/>
-        <w:rPr>
-          <w:b/>
-          <w:bCs/>
-        </w:rPr>
-      </w:pPr>
-    </w:p>
-    <w:p>
-      <w:pPr>
-        <w:pStyle w:val="ListParagraph"/>
-        <w:numPr>
-          <w:ilvl w:val="1"/>
-          <w:numId w:val="17"/>
-        </w:numPr>
-        <w:rPr>
-          <w:b/>
-          <w:bCs/>
-        </w:rPr>
-      </w:pPr>
-      <w:r>
-        <w:rPr>
-          <w:b/>
-          <w:bCs/>
-          <w:color w:val="4472C4" w:themeColor="accent1"/>
-          <w:u w:val="single"/>
-        </w:rPr>
-        <w:t>Volumes:</w:t>
-      </w:r>
-    </w:p>
-    <w:p>
-      <w:pPr>
-        <w:pStyle w:val="ListParagraph"/>
-        <w:numPr>
-          <w:ilvl w:val="2"/>
-          <w:numId w:val="17"/>
-        </w:numPr>
-        <w:jc w:val="both"/>
-        <w:rPr>
-          <w:b/>
-          <w:bCs/>
-        </w:rPr>
-      </w:pPr>
-      <w:r>
-        <w:rPr>
-          <w:b/>
-          <w:bCs/>
-        </w:rPr>
-        <w:t>Used to persist data generated by containers, even after a container is removed/restarted data remains accessible.</w:t>
-      </w:r>
-    </w:p>
-    <w:p>
-      <w:pPr>
-        <w:pStyle w:val="ListParagraph"/>
-        <w:ind w:left="2160"/>
-        <w:jc w:val="both"/>
-        <w:rPr>
-          <w:b/>
-          <w:bCs/>
-        </w:rPr>
-      </w:pPr>
-    </w:p>
-    <w:p>
-      <w:pPr>
-        <w:pStyle w:val="ListParagraph"/>
-        <w:numPr>
-          <w:ilvl w:val="1"/>
-          <w:numId w:val="17"/>
-        </w:numPr>
-        <w:rPr>
-          <w:b/>
-          <w:bCs/>
-        </w:rPr>
-      </w:pPr>
-      <w:r>
-        <w:rPr>
-          <w:b/>
-          <w:bCs/>
-          <w:color w:val="4472C4" w:themeColor="accent1"/>
-          <w:u w:val="single"/>
-        </w:rPr>
-        <w:t>Environment Variables:</w:t>
-      </w:r>
-    </w:p>
-    <w:p>
-      <w:pPr>
-        <w:pStyle w:val="ListParagraph"/>
-        <w:numPr>
-          <w:ilvl w:val="2"/>
-          <w:numId w:val="17"/>
-        </w:numPr>
-        <w:jc w:val="both"/>
-        <w:rPr>
-          <w:b/>
-          <w:bCs/>
-        </w:rPr>
-      </w:pPr>
-      <w:r>
-        <w:rPr>
-          <w:b/>
-          <w:bCs/>
-        </w:rPr>
-        <w:t>Docker compose allows us to set env vars for each service</w:t>
-      </w:r>
-    </w:p>
-    <w:p>
-      <w:pPr>
-        <w:pStyle w:val="ListParagraph"/>
-        <w:numPr>
-          <w:ilvl w:val="2"/>
-          <w:numId w:val="17"/>
-        </w:numPr>
-        <w:jc w:val="both"/>
-        <w:rPr>
-          <w:b/>
-          <w:bCs/>
-        </w:rPr>
-      </w:pPr>
-      <w:r>
-        <w:rPr>
-          <w:b/>
-          <w:bCs/>
-        </w:rPr>
-        <w:t>It is used to customize the behaviour of containers at runtime</w:t>
-      </w:r>
-    </w:p>
-    <w:p>
-      <w:pPr>
-        <w:pStyle w:val="ListParagraph"/>
-        <w:ind w:left="2160"/>
-        <w:jc w:val="both"/>
-        <w:rPr>
-          <w:b/>
-          <w:bCs/>
-        </w:rPr>
-      </w:pPr>
-    </w:p>
-    <w:p>
-      <w:pPr>
-        <w:pStyle w:val="ListParagraph"/>
-        <w:numPr>
-          <w:ilvl w:val="1"/>
-          <w:numId w:val="17"/>
-        </w:numPr>
-        <w:jc w:val="both"/>
-        <w:rPr>
-          <w:b/>
-          <w:bCs/>
-        </w:rPr>
-      </w:pPr>
-      <w:r>
-        <w:rPr>
-          <w:b/>
-          <w:bCs/>
-          <w:color w:val="4472C4" w:themeColor="accent1"/>
-          <w:u w:val="single"/>
-        </w:rPr>
-        <w:t>Docker run command vs docker compose file</w:t>
-      </w:r>
-      <w:r>
-        <w:rPr>
-          <w:b/>
-          <w:bCs/>
           <w:noProof/>
         </w:rPr>
         <w:drawing>
-          <wp:anchor distT="0" distB="0" distL="114300" distR="114300" simplePos="0" relativeHeight="251658240" behindDoc="0" locked="0" layoutInCell="1" allowOverlap="1" wp14:anchorId="763AB31C" wp14:editId="3038C47B">
+          <wp:anchor distT="0" distB="0" distL="114300" distR="114300" simplePos="0" relativeHeight="251659264" behindDoc="1" locked="0" layoutInCell="1" allowOverlap="1" wp14:anchorId="09329D4A" wp14:editId="73913249">
             <wp:simplePos x="0" y="0"/>
-            <wp:positionH relativeFrom="column">
-              <wp:posOffset>7440930</wp:posOffset>
+            <wp:positionH relativeFrom="margin">
+              <wp:align>center</wp:align>
             </wp:positionH>
-            <wp:positionV relativeFrom="page">
-              <wp:posOffset>269240</wp:posOffset>
-            </wp:positionV>
-            <wp:extent cx="5254625" cy="2987040"/>
-            <wp:effectExtent l="0" t="0" r="3175" b="3810"/>
-            <wp:wrapNone/>
-            <wp:docPr id="330217417" name="Picture 3"/>
-            <wp:cNvGraphicFramePr>
-              <a:graphicFrameLocks xmlns:a="http://schemas.openxmlformats.org/drawingml/2006/main" noChangeAspect="1"/>
-            </wp:cNvGraphicFramePr>
-            <a:graphic xmlns:a="http://schemas.openxmlformats.org/drawingml/2006/main">
-              <a:graphicData uri="http://schemas.openxmlformats.org/drawingml/2006/picture">
-                <pic:pic xmlns:pic="http://schemas.openxmlformats.org/drawingml/2006/picture">
-                  <pic:nvPicPr>
-                    <pic:cNvPr id="330217417" name="Picture 330217417"/>
-                    <pic:cNvPicPr/>
-                  </pic:nvPicPr>
-                  <pic:blipFill>
-                    <a:blip r:embed="rId10" cstate="print">
-                      <a:extLst>
-                        <a:ext uri="{28A0092B-C50C-407E-A947-70E740481C1C}">
-                          <a14:useLocalDpi xmlns:a14="http://schemas.microsoft.com/office/drawing/2010/main" val="0"/>
-                        </a:ext>
-                      </a:extLst>
-                    </a:blip>
-                    <a:stretch>
-                      <a:fillRect/>
-                    </a:stretch>
-                  </pic:blipFill>
-                  <pic:spPr>
-                    <a:xfrm>
-                      <a:off x="0" y="0"/>
-                      <a:ext cx="5254625" cy="2987040"/>
-                    </a:xfrm>
-                    <a:prstGeom prst="rect">
-                      <a:avLst/>
-                    </a:prstGeom>
-                  </pic:spPr>
-                </pic:pic>
-              </a:graphicData>
-            </a:graphic>
-          </wp:anchor>
-        </w:drawing>
-      </w:r>
-      <w:r>
-        <w:rPr>
-          <w:b/>
-          <w:bCs/>
-          <w:color w:val="4472C4" w:themeColor="accent1"/>
-          <w:u w:val="single"/>
-        </w:rPr>
-        <w:t>:</w:t>
-      </w:r>
-    </w:p>
-    <w:p>
-      <w:pPr>
-        <w:jc w:val="both"/>
-        <w:rPr>
-          <w:b/>
-          <w:bCs/>
-        </w:rPr>
-      </w:pPr>
-      <w:r>
-        <w:rPr>
-          <w:b/>
-          <w:bCs/>
-          <w:noProof/>
-        </w:rPr>
-        <w:drawing>
-          <wp:anchor distT="0" distB="0" distL="114300" distR="114300" simplePos="0" relativeHeight="251659264" behindDoc="1" locked="0" layoutInCell="1" allowOverlap="1" wp14:anchorId="09329D4A" wp14:editId="25750CD0">
-            <wp:simplePos x="0" y="0"/>
-            <wp:positionH relativeFrom="column">
-              <wp:posOffset>971550</wp:posOffset>
-            </wp:positionH>
-            <wp:positionV relativeFrom="page">
-              <wp:posOffset>-2828925</wp:posOffset>
+            <wp:positionV relativeFrom="margin">
+              <wp:posOffset>3162300</wp:posOffset>
             </wp:positionV>
             <wp:extent cx="5311140" cy="2987040"/>
             <wp:effectExtent l="0" t="0" r="3810" b="3810"/>
@@ -3443,7 +2808,7 @@
                     <pic:cNvPicPr/>
                   </pic:nvPicPr>
                   <pic:blipFill>
-                    <a:blip r:embed="rId11" cstate="print">
+                    <a:blip r:embed="rId10" cstate="print">
                       <a:extLst>
                         <a:ext uri="{28A0092B-C50C-407E-A947-70E740481C1C}">
                           <a14:useLocalDpi xmlns:a14="http://schemas.microsoft.com/office/drawing/2010/main" val="0"/>
@@ -3475,6 +2840,645 @@
           </wp:anchor>
         </w:drawing>
       </w:r>
+      <w:r>
+        <w:rPr>
+          <w:b/>
+          <w:bCs/>
+          <w:color w:val="FF0000"/>
+          <w:sz w:val="36"/>
+          <w:szCs w:val="36"/>
+          <w:u w:val="single"/>
+        </w:rPr>
+        <w:t>Docker Compose:</w:t>
+      </w:r>
+      <w:r>
+        <w:rPr>
+          <w:b/>
+          <w:bCs/>
+          <w:color w:val="FF0000"/>
+          <w:sz w:val="36"/>
+          <w:szCs w:val="36"/>
+          <w:u w:val="single"/>
+        </w:rPr>
+        <w:softHyphen/>
+      </w:r>
+      <w:r>
+        <w:rPr>
+          <w:b/>
+          <w:bCs/>
+          <w:color w:val="FF0000"/>
+          <w:sz w:val="36"/>
+          <w:szCs w:val="36"/>
+          <w:u w:val="single"/>
+        </w:rPr>
+        <w:softHyphen/>
+      </w:r>
+      <w:r>
+        <w:rPr>
+          <w:b/>
+          <w:bCs/>
+          <w:color w:val="FF0000"/>
+          <w:sz w:val="36"/>
+          <w:szCs w:val="36"/>
+          <w:u w:val="single"/>
+        </w:rPr>
+        <w:softHyphen/>
+      </w:r>
+      <w:r>
+        <w:rPr>
+          <w:b/>
+          <w:bCs/>
+          <w:color w:val="FF0000"/>
+          <w:sz w:val="36"/>
+          <w:szCs w:val="36"/>
+          <w:u w:val="single"/>
+        </w:rPr>
+        <w:softHyphen/>
+      </w:r>
+      <w:r>
+        <w:rPr>
+          <w:b/>
+          <w:bCs/>
+          <w:color w:val="FF0000"/>
+          <w:sz w:val="36"/>
+          <w:szCs w:val="36"/>
+          <w:u w:val="single"/>
+        </w:rPr>
+        <w:softHyphen/>
+      </w:r>
+    </w:p>
+    <w:p>
+      <w:pPr>
+        <w:pStyle w:val="ListParagraph"/>
+        <w:numPr>
+          <w:ilvl w:val="0"/>
+          <w:numId w:val="17"/>
+        </w:numPr>
+        <w:jc w:val="both"/>
+        <w:rPr>
+          <w:b/>
+          <w:bCs/>
+        </w:rPr>
+      </w:pPr>
+      <w:r>
+        <w:rPr>
+          <w:b/>
+          <w:bCs/>
+        </w:rPr>
+        <w:t>It allows us to manage multi-container applications.</w:t>
+      </w:r>
+      <w:r>
+        <w:rPr>
+          <w:b/>
+          <w:bCs/>
+        </w:rPr>
+        <w:tab/>
+        <w:t>(for running multiple docker containers)</w:t>
+      </w:r>
+    </w:p>
+    <w:p>
+      <w:pPr>
+        <w:pStyle w:val="ListParagraph"/>
+        <w:numPr>
+          <w:ilvl w:val="0"/>
+          <w:numId w:val="17"/>
+        </w:numPr>
+        <w:jc w:val="both"/>
+        <w:rPr>
+          <w:b/>
+          <w:bCs/>
+        </w:rPr>
+      </w:pPr>
+      <w:r>
+        <w:rPr>
+          <w:b/>
+          <w:bCs/>
+        </w:rPr>
+        <w:t xml:space="preserve">It enables us to define the services, network &amp; volumes required for our application in a single YAML file called </w:t>
+      </w:r>
+      <w:r>
+        <w:rPr>
+          <w:b/>
+          <w:bCs/>
+          <w:u w:val="single"/>
+        </w:rPr>
+        <w:t>docker-compose.yml</w:t>
+      </w:r>
+    </w:p>
+    <w:p>
+      <w:pPr>
+        <w:pStyle w:val="ListParagraph"/>
+        <w:numPr>
+          <w:ilvl w:val="0"/>
+          <w:numId w:val="17"/>
+        </w:numPr>
+        <w:jc w:val="both"/>
+        <w:rPr>
+          <w:b/>
+          <w:bCs/>
+        </w:rPr>
+      </w:pPr>
+      <w:r>
+        <w:rPr>
+          <w:b/>
+          <w:bCs/>
+        </w:rPr>
+        <w:t>Using this we can define the entire application stack in a single configuration file</w:t>
+      </w:r>
+    </w:p>
+    <w:p>
+      <w:pPr>
+        <w:pStyle w:val="ListParagraph"/>
+        <w:numPr>
+          <w:ilvl w:val="0"/>
+          <w:numId w:val="17"/>
+        </w:numPr>
+        <w:jc w:val="both"/>
+        <w:rPr>
+          <w:b/>
+          <w:bCs/>
+        </w:rPr>
+      </w:pPr>
+      <w:r>
+        <w:rPr>
+          <w:b/>
+          <w:bCs/>
+        </w:rPr>
+        <w:t xml:space="preserve">Instead of separate </w:t>
+      </w:r>
+      <w:r>
+        <w:rPr>
+          <w:b/>
+          <w:bCs/>
+          <w:u w:val="single"/>
+        </w:rPr>
+        <w:t>docker run</w:t>
+      </w:r>
+      <w:r>
+        <w:rPr>
+          <w:b/>
+          <w:bCs/>
+        </w:rPr>
+        <w:t xml:space="preserve"> commands for each container, we can use a single </w:t>
+      </w:r>
+      <w:r>
+        <w:rPr>
+          <w:b/>
+          <w:bCs/>
+          <w:u w:val="single"/>
+        </w:rPr>
+        <w:t>docker-compose up</w:t>
+      </w:r>
+      <w:r>
+        <w:rPr>
+          <w:b/>
+          <w:bCs/>
+        </w:rPr>
+        <w:t xml:space="preserve"> to start all services defined in docker file</w:t>
+      </w:r>
+    </w:p>
+    <w:p>
+      <w:pPr>
+        <w:pStyle w:val="ListParagraph"/>
+        <w:numPr>
+          <w:ilvl w:val="0"/>
+          <w:numId w:val="17"/>
+        </w:numPr>
+        <w:jc w:val="both"/>
+        <w:rPr>
+          <w:b/>
+          <w:bCs/>
+          <w:u w:val="single"/>
+        </w:rPr>
+      </w:pPr>
+      <w:r>
+        <w:rPr>
+          <w:b/>
+          <w:bCs/>
+          <w:u w:val="single"/>
+        </w:rPr>
+        <w:t>Docker-compose down</w:t>
+      </w:r>
+      <w:r>
+        <w:rPr>
+          <w:b/>
+          <w:bCs/>
+        </w:rPr>
+        <w:t xml:space="preserve"> to stop &amp; remove all containers, networks &amp; volumes defined in docker file</w:t>
+      </w:r>
+    </w:p>
+    <w:p>
+      <w:pPr>
+        <w:pStyle w:val="ListParagraph"/>
+        <w:numPr>
+          <w:ilvl w:val="0"/>
+          <w:numId w:val="17"/>
+        </w:numPr>
+        <w:jc w:val="both"/>
+        <w:rPr>
+          <w:b/>
+          <w:bCs/>
+          <w:u w:val="single"/>
+        </w:rPr>
+      </w:pPr>
+      <w:r>
+        <w:rPr>
+          <w:b/>
+          <w:bCs/>
+        </w:rPr>
+        <w:t>Components of docker-compose file,</w:t>
+      </w:r>
+    </w:p>
+    <w:p>
+      <w:pPr>
+        <w:pStyle w:val="ListParagraph"/>
+        <w:jc w:val="both"/>
+        <w:rPr>
+          <w:b/>
+          <w:bCs/>
+          <w:u w:val="single"/>
+        </w:rPr>
+      </w:pPr>
+    </w:p>
+    <w:p>
+      <w:pPr>
+        <w:pStyle w:val="ListParagraph"/>
+        <w:numPr>
+          <w:ilvl w:val="1"/>
+          <w:numId w:val="17"/>
+        </w:numPr>
+        <w:rPr>
+          <w:b/>
+          <w:bCs/>
+          <w:color w:val="4472C4" w:themeColor="accent1"/>
+          <w:u w:val="single"/>
+        </w:rPr>
+      </w:pPr>
+      <w:r>
+        <w:rPr>
+          <w:b/>
+          <w:bCs/>
+          <w:color w:val="4472C4" w:themeColor="accent1"/>
+          <w:u w:val="single"/>
+        </w:rPr>
+        <w:t>Services:</w:t>
+      </w:r>
+    </w:p>
+    <w:p>
+      <w:pPr>
+        <w:pStyle w:val="ListParagraph"/>
+        <w:numPr>
+          <w:ilvl w:val="2"/>
+          <w:numId w:val="17"/>
+        </w:numPr>
+        <w:jc w:val="both"/>
+        <w:rPr>
+          <w:b/>
+          <w:bCs/>
+        </w:rPr>
+      </w:pPr>
+      <w:r>
+        <w:rPr>
+          <w:b/>
+          <w:bCs/>
+        </w:rPr>
+        <w:t>Represesents a container in our application.</w:t>
+      </w:r>
+    </w:p>
+    <w:p>
+      <w:pPr>
+        <w:pStyle w:val="ListParagraph"/>
+        <w:numPr>
+          <w:ilvl w:val="2"/>
+          <w:numId w:val="17"/>
+        </w:numPr>
+        <w:jc w:val="both"/>
+        <w:rPr>
+          <w:b/>
+          <w:bCs/>
+        </w:rPr>
+      </w:pPr>
+      <w:r>
+        <w:rPr>
+          <w:b/>
+          <w:bCs/>
+        </w:rPr>
+        <w:t>Here, we define the image to use, container configuration, env vars, ports to expose etc..</w:t>
+      </w:r>
+    </w:p>
+    <w:p>
+      <w:pPr>
+        <w:pStyle w:val="ListParagraph"/>
+        <w:ind w:left="2160"/>
+        <w:jc w:val="both"/>
+        <w:rPr>
+          <w:b/>
+          <w:bCs/>
+        </w:rPr>
+      </w:pPr>
+    </w:p>
+    <w:p>
+      <w:pPr>
+        <w:pStyle w:val="ListParagraph"/>
+        <w:numPr>
+          <w:ilvl w:val="1"/>
+          <w:numId w:val="17"/>
+        </w:numPr>
+        <w:rPr>
+          <w:b/>
+          <w:bCs/>
+          <w:color w:val="4472C4" w:themeColor="accent1"/>
+          <w:u w:val="single"/>
+        </w:rPr>
+      </w:pPr>
+      <w:r>
+        <w:rPr>
+          <w:b/>
+          <w:bCs/>
+          <w:color w:val="4472C4" w:themeColor="accent1"/>
+          <w:u w:val="single"/>
+        </w:rPr>
+        <w:t>Networks:</w:t>
+      </w:r>
+    </w:p>
+    <w:p>
+      <w:pPr>
+        <w:pStyle w:val="ListParagraph"/>
+        <w:numPr>
+          <w:ilvl w:val="2"/>
+          <w:numId w:val="17"/>
+        </w:numPr>
+        <w:jc w:val="both"/>
+        <w:rPr>
+          <w:b/>
+          <w:bCs/>
+        </w:rPr>
+      </w:pPr>
+      <w:r>
+        <w:rPr>
+          <w:b/>
+          <w:bCs/>
+        </w:rPr>
+        <w:t>We can define custom networks to control the communication between containers.</w:t>
+      </w:r>
+    </w:p>
+    <w:p>
+      <w:pPr>
+        <w:pStyle w:val="ListParagraph"/>
+        <w:numPr>
+          <w:ilvl w:val="2"/>
+          <w:numId w:val="17"/>
+        </w:numPr>
+        <w:jc w:val="both"/>
+        <w:rPr>
+          <w:b/>
+          <w:bCs/>
+        </w:rPr>
+      </w:pPr>
+      <w:r>
+        <w:rPr>
+          <w:b/>
+          <w:bCs/>
+        </w:rPr>
+        <w:t>By default, docker compose creates a default network for our application</w:t>
+      </w:r>
+    </w:p>
+    <w:p>
+      <w:pPr>
+        <w:pStyle w:val="ListParagraph"/>
+        <w:ind w:left="2160"/>
+        <w:jc w:val="both"/>
+        <w:rPr>
+          <w:b/>
+          <w:bCs/>
+        </w:rPr>
+      </w:pPr>
+    </w:p>
+    <w:p>
+      <w:pPr>
+        <w:pStyle w:val="ListParagraph"/>
+        <w:numPr>
+          <w:ilvl w:val="1"/>
+          <w:numId w:val="17"/>
+        </w:numPr>
+        <w:rPr>
+          <w:b/>
+          <w:bCs/>
+        </w:rPr>
+      </w:pPr>
+      <w:r>
+        <w:rPr>
+          <w:b/>
+          <w:bCs/>
+          <w:color w:val="4472C4" w:themeColor="accent1"/>
+          <w:u w:val="single"/>
+        </w:rPr>
+        <w:t>Volumes:</w:t>
+      </w:r>
+    </w:p>
+    <w:p>
+      <w:pPr>
+        <w:pStyle w:val="ListParagraph"/>
+        <w:numPr>
+          <w:ilvl w:val="2"/>
+          <w:numId w:val="17"/>
+        </w:numPr>
+        <w:jc w:val="both"/>
+        <w:rPr>
+          <w:b/>
+          <w:bCs/>
+        </w:rPr>
+      </w:pPr>
+      <w:r>
+        <w:rPr>
+          <w:b/>
+          <w:bCs/>
+        </w:rPr>
+        <w:t>Used to persist data generated by containers, even after a container is removed/restarted data remains accessible.</w:t>
+      </w:r>
+    </w:p>
+    <w:p>
+      <w:pPr>
+        <w:pStyle w:val="ListParagraph"/>
+        <w:ind w:left="2160"/>
+        <w:jc w:val="both"/>
+        <w:rPr>
+          <w:b/>
+          <w:bCs/>
+        </w:rPr>
+      </w:pPr>
+    </w:p>
+    <w:p>
+      <w:pPr>
+        <w:pStyle w:val="ListParagraph"/>
+        <w:numPr>
+          <w:ilvl w:val="1"/>
+          <w:numId w:val="17"/>
+        </w:numPr>
+        <w:rPr>
+          <w:b/>
+          <w:bCs/>
+        </w:rPr>
+      </w:pPr>
+      <w:r>
+        <w:rPr>
+          <w:b/>
+          <w:bCs/>
+          <w:color w:val="4472C4" w:themeColor="accent1"/>
+          <w:u w:val="single"/>
+        </w:rPr>
+        <w:t>Environment Variables:</w:t>
+      </w:r>
+    </w:p>
+    <w:p>
+      <w:pPr>
+        <w:pStyle w:val="ListParagraph"/>
+        <w:numPr>
+          <w:ilvl w:val="2"/>
+          <w:numId w:val="17"/>
+        </w:numPr>
+        <w:jc w:val="both"/>
+        <w:rPr>
+          <w:b/>
+          <w:bCs/>
+        </w:rPr>
+      </w:pPr>
+      <w:r>
+        <w:rPr>
+          <w:b/>
+          <w:bCs/>
+        </w:rPr>
+        <w:t>Docker compose allows us to set env vars for each service</w:t>
+      </w:r>
+    </w:p>
+    <w:p>
+      <w:pPr>
+        <w:pStyle w:val="ListParagraph"/>
+        <w:numPr>
+          <w:ilvl w:val="2"/>
+          <w:numId w:val="17"/>
+        </w:numPr>
+        <w:jc w:val="both"/>
+        <w:rPr>
+          <w:b/>
+          <w:bCs/>
+        </w:rPr>
+      </w:pPr>
+      <w:r>
+        <w:rPr>
+          <w:b/>
+          <w:bCs/>
+        </w:rPr>
+        <w:t>It is used to customize the behaviour of containers at runtime</w:t>
+      </w:r>
+    </w:p>
+    <w:p>
+      <w:pPr>
+        <w:pStyle w:val="ListParagraph"/>
+        <w:ind w:left="2160"/>
+        <w:jc w:val="both"/>
+        <w:rPr>
+          <w:b/>
+          <w:bCs/>
+        </w:rPr>
+      </w:pPr>
+    </w:p>
+    <w:p>
+      <w:pPr>
+        <w:pStyle w:val="ListParagraph"/>
+        <w:numPr>
+          <w:ilvl w:val="1"/>
+          <w:numId w:val="17"/>
+        </w:numPr>
+        <w:jc w:val="both"/>
+        <w:rPr>
+          <w:b/>
+          <w:bCs/>
+        </w:rPr>
+      </w:pPr>
+      <w:r>
+        <w:rPr>
+          <w:b/>
+          <w:bCs/>
+          <w:color w:val="4472C4" w:themeColor="accent1"/>
+          <w:u w:val="single"/>
+        </w:rPr>
+        <w:t>Docker run command vs docker compose file</w:t>
+      </w:r>
+      <w:r>
+        <w:rPr>
+          <w:b/>
+          <w:bCs/>
+          <w:noProof/>
+        </w:rPr>
+        <w:drawing>
+          <wp:anchor distT="0" distB="0" distL="114300" distR="114300" simplePos="0" relativeHeight="251658240" behindDoc="0" locked="0" layoutInCell="1" allowOverlap="1" wp14:anchorId="763AB31C" wp14:editId="3038C47B">
+            <wp:simplePos x="0" y="0"/>
+            <wp:positionH relativeFrom="column">
+              <wp:posOffset>7440930</wp:posOffset>
+            </wp:positionH>
+            <wp:positionV relativeFrom="page">
+              <wp:posOffset>269240</wp:posOffset>
+            </wp:positionV>
+            <wp:extent cx="5254625" cy="2987040"/>
+            <wp:effectExtent l="0" t="0" r="3175" b="3810"/>
+            <wp:wrapNone/>
+            <wp:docPr id="330217417" name="Picture 3"/>
+            <wp:cNvGraphicFramePr>
+              <a:graphicFrameLocks xmlns:a="http://schemas.openxmlformats.org/drawingml/2006/main" noChangeAspect="1"/>
+            </wp:cNvGraphicFramePr>
+            <a:graphic xmlns:a="http://schemas.openxmlformats.org/drawingml/2006/main">
+              <a:graphicData uri="http://schemas.openxmlformats.org/drawingml/2006/picture">
+                <pic:pic xmlns:pic="http://schemas.openxmlformats.org/drawingml/2006/picture">
+                  <pic:nvPicPr>
+                    <pic:cNvPr id="330217417" name="Picture 330217417"/>
+                    <pic:cNvPicPr/>
+                  </pic:nvPicPr>
+                  <pic:blipFill>
+                    <a:blip r:embed="rId11" cstate="print">
+                      <a:extLst>
+                        <a:ext uri="{28A0092B-C50C-407E-A947-70E740481C1C}">
+                          <a14:useLocalDpi xmlns:a14="http://schemas.microsoft.com/office/drawing/2010/main" val="0"/>
+                        </a:ext>
+                      </a:extLst>
+                    </a:blip>
+                    <a:stretch>
+                      <a:fillRect/>
+                    </a:stretch>
+                  </pic:blipFill>
+                  <pic:spPr>
+                    <a:xfrm>
+                      <a:off x="0" y="0"/>
+                      <a:ext cx="5254625" cy="2987040"/>
+                    </a:xfrm>
+                    <a:prstGeom prst="rect">
+                      <a:avLst/>
+                    </a:prstGeom>
+                  </pic:spPr>
+                </pic:pic>
+              </a:graphicData>
+            </a:graphic>
+          </wp:anchor>
+        </w:drawing>
+      </w:r>
+      <w:r>
+        <w:rPr>
+          <w:b/>
+          <w:bCs/>
+          <w:color w:val="4472C4" w:themeColor="accent1"/>
+          <w:u w:val="single"/>
+        </w:rPr>
+        <w:t>:</w:t>
+      </w:r>
+    </w:p>
+    <w:p>
+      <w:pPr>
+        <w:jc w:val="both"/>
+        <w:rPr>
+          <w:b/>
+          <w:bCs/>
+        </w:rPr>
+      </w:pPr>
     </w:p>
     <w:p>
       <w:pPr>
@@ -3858,6 +3862,7 @@
           <w:b/>
           <w:bCs/>
         </w:rPr>
+        <w:lastRenderedPageBreak/>
         <w:t>Date gets automatically replicated</w:t>
       </w:r>
     </w:p>
@@ -4200,6 +4205,7 @@
           <w:b/>
           <w:bCs/>
         </w:rPr>
+        <w:lastRenderedPageBreak/>
         <w:t>Docker volume locations,</w:t>
       </w:r>
     </w:p>
@@ -5139,7 +5145,21 @@
           <w:b/>
           <w:bCs/>
         </w:rPr>
-        <w:t>docker run –name &lt; name&gt; redis</w:t>
+        <w:t xml:space="preserve">docker run </w:t>
+      </w:r>
+      <w:r>
+        <w:rPr>
+          <w:b/>
+          <w:bCs/>
+        </w:rPr>
+        <w:t>--</w:t>
+      </w:r>
+      <w:r>
+        <w:rPr>
+          <w:b/>
+          <w:bCs/>
+        </w:rPr>
+        <w:t>name &lt;name&gt; redis</w:t>
       </w:r>
       <w:r>
         <w:rPr>
@@ -5155,7 +5175,21 @@
           <w:bCs/>
         </w:rPr>
         <w:tab/>
-        <w:t>starts container with custom name</w:t>
+        <w:t xml:space="preserve">starts </w:t>
+      </w:r>
+      <w:r>
+        <w:rPr>
+          <w:b/>
+          <w:bCs/>
+        </w:rPr>
+        <w:t xml:space="preserve">redis </w:t>
+      </w:r>
+      <w:r>
+        <w:rPr>
+          <w:b/>
+          <w:bCs/>
+        </w:rPr>
+        <w:t>container with custom name</w:t>
       </w:r>
     </w:p>
     <w:p>
@@ -5421,6 +5455,7 @@
           <w:bCs/>
           <w:highlight w:val="yellow"/>
         </w:rPr>
+        <w:lastRenderedPageBreak/>
         <w:t xml:space="preserve">      --name &lt;custom-name&gt;</w:t>
       </w:r>
     </w:p>
@@ -5473,6 +5508,16 @@
     </w:p>
     <w:p>
       <w:pPr>
+        <w:ind w:left="720"/>
+        <w:jc w:val="both"/>
+        <w:rPr>
+          <w:b/>
+          <w:bCs/>
+        </w:rPr>
+      </w:pPr>
+    </w:p>
+    <w:p>
+      <w:pPr>
         <w:jc w:val="both"/>
         <w:rPr>
           <w:b/>
@@ -5519,6 +5564,19 @@
           <w:bCs/>
         </w:rPr>
         <w:tab/>
+      </w:r>
+      <w:r>
+        <w:rPr>
+          <w:b/>
+          <w:bCs/>
+        </w:rPr>
+        <w:tab/>
+      </w:r>
+      <w:r>
+        <w:rPr>
+          <w:b/>
+          <w:bCs/>
+        </w:rPr>
         <w:t>-</w:t>
       </w:r>
       <w:r>
@@ -5551,6 +5609,19 @@
           <w:bCs/>
         </w:rPr>
         <w:tab/>
+      </w:r>
+      <w:r>
+        <w:rPr>
+          <w:b/>
+          <w:bCs/>
+        </w:rPr>
+        <w:tab/>
+      </w:r>
+      <w:r>
+        <w:rPr>
+          <w:b/>
+          <w:bCs/>
+        </w:rPr>
         <w:t>-</w:t>
       </w:r>
       <w:r>
@@ -5590,6 +5661,19 @@
           <w:bCs/>
         </w:rPr>
         <w:tab/>
+      </w:r>
+      <w:r>
+        <w:rPr>
+          <w:b/>
+          <w:bCs/>
+        </w:rPr>
+        <w:tab/>
+      </w:r>
+      <w:r>
+        <w:rPr>
+          <w:b/>
+          <w:bCs/>
+        </w:rPr>
         <w:t>-</w:t>
       </w:r>
       <w:r>
@@ -5629,6 +5713,19 @@
           <w:bCs/>
         </w:rPr>
         <w:tab/>
+      </w:r>
+      <w:r>
+        <w:rPr>
+          <w:b/>
+          <w:bCs/>
+        </w:rPr>
+        <w:tab/>
+      </w:r>
+      <w:r>
+        <w:rPr>
+          <w:b/>
+          <w:bCs/>
+        </w:rPr>
         <w:t>-</w:t>
       </w:r>
       <w:r>
@@ -5700,6 +5797,19 @@
           <w:bCs/>
         </w:rPr>
         <w:tab/>
+      </w:r>
+      <w:r>
+        <w:rPr>
+          <w:b/>
+          <w:bCs/>
+        </w:rPr>
+        <w:tab/>
+      </w:r>
+      <w:r>
+        <w:rPr>
+          <w:b/>
+          <w:bCs/>
+        </w:rPr>
         <w:t>-</w:t>
       </w:r>
       <w:r>
@@ -6261,6 +6371,56 @@
           <w:b/>
           <w:bCs/>
         </w:rPr>
+        <w:t>Docker run is to create a new container, docker start is to restart a new container</w:t>
+      </w:r>
+      <w:r>
+        <w:rPr>
+          <w:b/>
+          <w:bCs/>
+        </w:rPr>
+        <w:t>.</w:t>
+      </w:r>
+    </w:p>
+    <w:p>
+      <w:pPr>
+        <w:pStyle w:val="ListParagraph"/>
+        <w:numPr>
+          <w:ilvl w:val="0"/>
+          <w:numId w:val="11"/>
+        </w:numPr>
+        <w:jc w:val="both"/>
+        <w:rPr>
+          <w:b/>
+          <w:bCs/>
+        </w:rPr>
+      </w:pPr>
+      <w:r>
+        <w:rPr>
+          <w:b/>
+          <w:bCs/>
+        </w:rPr>
+        <w:t>For network env vars, refer the image documentation in docker hub</w:t>
+      </w:r>
+    </w:p>
+    <w:p>
+      <w:pPr>
+        <w:pStyle w:val="ListParagraph"/>
+        <w:numPr>
+          <w:ilvl w:val="0"/>
+          <w:numId w:val="11"/>
+        </w:numPr>
+        <w:jc w:val="both"/>
+        <w:rPr>
+          <w:b/>
+          <w:bCs/>
+        </w:rPr>
+      </w:pPr>
+      <w:r>
+        <w:rPr>
+          <w:b/>
+          <w:bCs/>
+        </w:rPr>
+        <w:lastRenderedPageBreak/>
         <w:t xml:space="preserve">Using </w:t>
       </w:r>
       <w:r>
@@ -6499,7 +6659,7 @@
 </file>
 
 <file path=word/endnotes.xml><?xml version="1.0" encoding="utf-8"?>
-<w:endnotes xmlns:wpc="http://schemas.microsoft.com/office/word/2010/wordprocessingCanvas" xmlns:cx="http://schemas.microsoft.com/office/drawing/2014/chartex" xmlns:cx1="http://schemas.microsoft.com/office/drawing/2015/9/8/chartex" xmlns:cx2="http://schemas.microsoft.com/office/drawing/2015/10/21/chartex" xmlns:cx3="http://schemas.microsoft.com/office/drawing/2016/5/9/chartex" xmlns:cx4="http://schemas.microsoft.com/office/drawing/2016/5/10/chartex" xmlns:cx5="http://schemas.microsoft.com/office/drawing/2016/5/11/chartex" xmlns:cx6="http://schemas.microsoft.com/office/drawing/2016/5/12/chartex" xmlns:cx7="http://schemas.microsoft.com/office/drawing/2016/5/13/chartex" xmlns:cx8="http://schemas.microsoft.com/office/drawing/2016/5/14/chartex" xmlns:mc="http://schemas.openxmlformats.org/markup-compatibility/2006" xmlns:aink="http://schemas.microsoft.com/office/drawing/2016/ink" xmlns:am3d="http://schemas.microsoft.com/office/drawing/2017/model3d" xmlns:o="urn:schemas-microsoft-com:office:office" xmlns:oel="http://schemas.microsoft.com/office/2019/extlst" xmlns:r="http://schemas.openxmlformats.org/officeDocument/2006/relationships" xmlns:m="http://schemas.openxmlformats.org/officeDocument/2006/math" xmlns:v="urn:schemas-microsoft-com:vml" xmlns:wp14="http://schemas.microsoft.com/office/word/2010/wordprocessingDrawing" xmlns:wp="http://schemas.openxmlformats.org/drawingml/2006/wordprocessingDrawing" xmlns:w10="urn:schemas-microsoft-com:office:word" xmlns:w="http://schemas.openxmlformats.org/wordprocessingml/2006/main" xmlns:w14="http://schemas.microsoft.com/office/word/2010/wordml" xmlns:w15="http://schemas.microsoft.com/office/word/2012/wordml" xmlns:w16cex="http://schemas.microsoft.com/office/word/2018/wordml/cex" xmlns:w16cid="http://schemas.microsoft.com/office/word/2016/wordml/cid" xmlns:w16="http://schemas.microsoft.com/office/word/2018/wordml" xmlns:w16sdtdh="http://schemas.microsoft.com/office/word/2020/wordml/sdtdatahash" xmlns:w16se="http://schemas.microsoft.com/office/word/2015/wordml/symex" xmlns:wpg="http://schemas.microsoft.com/office/word/2010/wordprocessingGroup" xmlns:wpi="http://schemas.microsoft.com/office/word/2010/wordprocessingInk" xmlns:wne="http://schemas.microsoft.com/office/word/2006/wordml" xmlns:wps="http://schemas.microsoft.com/office/word/2010/wordprocessingShape" mc:Ignorable="w14 w15 w16se w16cid w16 w16cex w16sdtdh wp14">
+<w:endnotes xmlns:wpc="http://schemas.microsoft.com/office/word/2010/wordprocessingCanvas" xmlns:cx="http://schemas.microsoft.com/office/drawing/2014/chartex" xmlns:cx1="http://schemas.microsoft.com/office/drawing/2015/9/8/chartex" xmlns:cx2="http://schemas.microsoft.com/office/drawing/2015/10/21/chartex" xmlns:cx3="http://schemas.microsoft.com/office/drawing/2016/5/9/chartex" xmlns:cx4="http://schemas.microsoft.com/office/drawing/2016/5/10/chartex" xmlns:cx5="http://schemas.microsoft.com/office/drawing/2016/5/11/chartex" xmlns:cx6="http://schemas.microsoft.com/office/drawing/2016/5/12/chartex" xmlns:cx7="http://schemas.microsoft.com/office/drawing/2016/5/13/chartex" xmlns:cx8="http://schemas.microsoft.com/office/drawing/2016/5/14/chartex" xmlns:mc="http://schemas.openxmlformats.org/markup-compatibility/2006" xmlns:aink="http://schemas.microsoft.com/office/drawing/2016/ink" xmlns:am3d="http://schemas.microsoft.com/office/drawing/2017/model3d" xmlns:o="urn:schemas-microsoft-com:office:office" xmlns:oel="http://schemas.microsoft.com/office/2019/extlst" xmlns:r="http://schemas.openxmlformats.org/officeDocument/2006/relationships" xmlns:m="http://schemas.openxmlformats.org/officeDocument/2006/math" xmlns:v="urn:schemas-microsoft-com:vml" xmlns:wp14="http://schemas.microsoft.com/office/word/2010/wordprocessingDrawing" xmlns:wp="http://schemas.openxmlformats.org/drawingml/2006/wordprocessingDrawing" xmlns:w10="urn:schemas-microsoft-com:office:word" xmlns:w="http://schemas.openxmlformats.org/wordprocessingml/2006/main" xmlns:w14="http://schemas.microsoft.com/office/word/2010/wordml" xmlns:w15="http://schemas.microsoft.com/office/word/2012/wordml" xmlns:w16cex="http://schemas.microsoft.com/office/word/2018/wordml/cex" xmlns:w16cid="http://schemas.microsoft.com/office/word/2016/wordml/cid" xmlns:w16="http://schemas.microsoft.com/office/word/2018/wordml" xmlns:w16du="http://schemas.microsoft.com/office/word/2023/wordml/word16du" xmlns:w16sdtdh="http://schemas.microsoft.com/office/word/2020/wordml/sdtdatahash" xmlns:w16se="http://schemas.microsoft.com/office/word/2015/wordml/symex" xmlns:wpg="http://schemas.microsoft.com/office/word/2010/wordprocessingGroup" xmlns:wpi="http://schemas.microsoft.com/office/word/2010/wordprocessingInk" xmlns:wne="http://schemas.microsoft.com/office/word/2006/wordml" xmlns:wps="http://schemas.microsoft.com/office/word/2010/wordprocessingShape" mc:Ignorable="w14 w15 w16se w16cid w16 w16cex w16sdtdh w16du wp14">
   <w:endnote w:type="separator" w:id="-1">
     <w:p>
       <w:pPr>
@@ -6524,7 +6684,7 @@
 </file>
 
 <file path=word/footnotes.xml><?xml version="1.0" encoding="utf-8"?>
-<w:footnotes xmlns:wpc="http://schemas.microsoft.com/office/word/2010/wordprocessingCanvas" xmlns:cx="http://schemas.microsoft.com/office/drawing/2014/chartex" xmlns:cx1="http://schemas.microsoft.com/office/drawing/2015/9/8/chartex" xmlns:cx2="http://schemas.microsoft.com/office/drawing/2015/10/21/chartex" xmlns:cx3="http://schemas.microsoft.com/office/drawing/2016/5/9/chartex" xmlns:cx4="http://schemas.microsoft.com/office/drawing/2016/5/10/chartex" xmlns:cx5="http://schemas.microsoft.com/office/drawing/2016/5/11/chartex" xmlns:cx6="http://schemas.microsoft.com/office/drawing/2016/5/12/chartex" xmlns:cx7="http://schemas.microsoft.com/office/drawing/2016/5/13/chartex" xmlns:cx8="http://schemas.microsoft.com/office/drawing/2016/5/14/chartex" xmlns:mc="http://schemas.openxmlformats.org/markup-compatibility/2006" xmlns:aink="http://schemas.microsoft.com/office/drawing/2016/ink" xmlns:am3d="http://schemas.microsoft.com/office/drawing/2017/model3d" xmlns:o="urn:schemas-microsoft-com:office:office" xmlns:oel="http://schemas.microsoft.com/office/2019/extlst" xmlns:r="http://schemas.openxmlformats.org/officeDocument/2006/relationships" xmlns:m="http://schemas.openxmlformats.org/officeDocument/2006/math" xmlns:v="urn:schemas-microsoft-com:vml" xmlns:wp14="http://schemas.microsoft.com/office/word/2010/wordprocessingDrawing" xmlns:wp="http://schemas.openxmlformats.org/drawingml/2006/wordprocessingDrawing" xmlns:w10="urn:schemas-microsoft-com:office:word" xmlns:w="http://schemas.openxmlformats.org/wordprocessingml/2006/main" xmlns:w14="http://schemas.microsoft.com/office/word/2010/wordml" xmlns:w15="http://schemas.microsoft.com/office/word/2012/wordml" xmlns:w16cex="http://schemas.microsoft.com/office/word/2018/wordml/cex" xmlns:w16cid="http://schemas.microsoft.com/office/word/2016/wordml/cid" xmlns:w16="http://schemas.microsoft.com/office/word/2018/wordml" xmlns:w16sdtdh="http://schemas.microsoft.com/office/word/2020/wordml/sdtdatahash" xmlns:w16se="http://schemas.microsoft.com/office/word/2015/wordml/symex" xmlns:wpg="http://schemas.microsoft.com/office/word/2010/wordprocessingGroup" xmlns:wpi="http://schemas.microsoft.com/office/word/2010/wordprocessingInk" xmlns:wne="http://schemas.microsoft.com/office/word/2006/wordml" xmlns:wps="http://schemas.microsoft.com/office/word/2010/wordprocessingShape" mc:Ignorable="w14 w15 w16se w16cid w16 w16cex w16sdtdh wp14">
+<w:footnotes xmlns:wpc="http://schemas.microsoft.com/office/word/2010/wordprocessingCanvas" xmlns:cx="http://schemas.microsoft.com/office/drawing/2014/chartex" xmlns:cx1="http://schemas.microsoft.com/office/drawing/2015/9/8/chartex" xmlns:cx2="http://schemas.microsoft.com/office/drawing/2015/10/21/chartex" xmlns:cx3="http://schemas.microsoft.com/office/drawing/2016/5/9/chartex" xmlns:cx4="http://schemas.microsoft.com/office/drawing/2016/5/10/chartex" xmlns:cx5="http://schemas.microsoft.com/office/drawing/2016/5/11/chartex" xmlns:cx6="http://schemas.microsoft.com/office/drawing/2016/5/12/chartex" xmlns:cx7="http://schemas.microsoft.com/office/drawing/2016/5/13/chartex" xmlns:cx8="http://schemas.microsoft.com/office/drawing/2016/5/14/chartex" xmlns:mc="http://schemas.openxmlformats.org/markup-compatibility/2006" xmlns:aink="http://schemas.microsoft.com/office/drawing/2016/ink" xmlns:am3d="http://schemas.microsoft.com/office/drawing/2017/model3d" xmlns:o="urn:schemas-microsoft-com:office:office" xmlns:oel="http://schemas.microsoft.com/office/2019/extlst" xmlns:r="http://schemas.openxmlformats.org/officeDocument/2006/relationships" xmlns:m="http://schemas.openxmlformats.org/officeDocument/2006/math" xmlns:v="urn:schemas-microsoft-com:vml" xmlns:wp14="http://schemas.microsoft.com/office/word/2010/wordprocessingDrawing" xmlns:wp="http://schemas.openxmlformats.org/drawingml/2006/wordprocessingDrawing" xmlns:w10="urn:schemas-microsoft-com:office:word" xmlns:w="http://schemas.openxmlformats.org/wordprocessingml/2006/main" xmlns:w14="http://schemas.microsoft.com/office/word/2010/wordml" xmlns:w15="http://schemas.microsoft.com/office/word/2012/wordml" xmlns:w16cex="http://schemas.microsoft.com/office/word/2018/wordml/cex" xmlns:w16cid="http://schemas.microsoft.com/office/word/2016/wordml/cid" xmlns:w16="http://schemas.microsoft.com/office/word/2018/wordml" xmlns:w16du="http://schemas.microsoft.com/office/word/2023/wordml/word16du" xmlns:w16sdtdh="http://schemas.microsoft.com/office/word/2020/wordml/sdtdatahash" xmlns:w16se="http://schemas.microsoft.com/office/word/2015/wordml/symex" xmlns:wpg="http://schemas.microsoft.com/office/word/2010/wordprocessingGroup" xmlns:wpi="http://schemas.microsoft.com/office/word/2010/wordprocessingInk" xmlns:wne="http://schemas.microsoft.com/office/word/2006/wordml" xmlns:wps="http://schemas.microsoft.com/office/word/2010/wordprocessingShape" mc:Ignorable="w14 w15 w16se w16cid w16 w16cex w16sdtdh w16du wp14">
   <w:footnote w:type="separator" w:id="-1">
     <w:p>
       <w:pPr>
@@ -6549,7 +6709,7 @@
 </file>
 
 <file path=word/numbering.xml><?xml version="1.0" encoding="utf-8"?>
-<w:numbering xmlns:wpc="http://schemas.microsoft.com/office/word/2010/wordprocessingCanvas" xmlns:cx="http://schemas.microsoft.com/office/drawing/2014/chartex" xmlns:cx1="http://schemas.microsoft.com/office/drawing/2015/9/8/chartex" xmlns:cx2="http://schemas.microsoft.com/office/drawing/2015/10/21/chartex" xmlns:cx3="http://schemas.microsoft.com/office/drawing/2016/5/9/chartex" xmlns:cx4="http://schemas.microsoft.com/office/drawing/2016/5/10/chartex" xmlns:cx5="http://schemas.microsoft.com/office/drawing/2016/5/11/chartex" xmlns:cx6="http://schemas.microsoft.com/office/drawing/2016/5/12/chartex" xmlns:cx7="http://schemas.microsoft.com/office/drawing/2016/5/13/chartex" xmlns:cx8="http://schemas.microsoft.com/office/drawing/2016/5/14/chartex" xmlns:mc="http://schemas.openxmlformats.org/markup-compatibility/2006" xmlns:aink="http://schemas.microsoft.com/office/drawing/2016/ink" xmlns:am3d="http://schemas.microsoft.com/office/drawing/2017/model3d" xmlns:o="urn:schemas-microsoft-com:office:office" xmlns:oel="http://schemas.microsoft.com/office/2019/extlst" xmlns:r="http://schemas.openxmlformats.org/officeDocument/2006/relationships" xmlns:m="http://schemas.openxmlformats.org/officeDocument/2006/math" xmlns:v="urn:schemas-microsoft-com:vml" xmlns:wp14="http://schemas.microsoft.com/office/word/2010/wordprocessingDrawing" xmlns:wp="http://schemas.openxmlformats.org/drawingml/2006/wordprocessingDrawing" xmlns:w10="urn:schemas-microsoft-com:office:word" xmlns:w="http://schemas.openxmlformats.org/wordprocessingml/2006/main" xmlns:w14="http://schemas.microsoft.com/office/word/2010/wordml" xmlns:w15="http://schemas.microsoft.com/office/word/2012/wordml" xmlns:w16cex="http://schemas.microsoft.com/office/word/2018/wordml/cex" xmlns:w16cid="http://schemas.microsoft.com/office/word/2016/wordml/cid" xmlns:w16="http://schemas.microsoft.com/office/word/2018/wordml" xmlns:w16sdtdh="http://schemas.microsoft.com/office/word/2020/wordml/sdtdatahash" xmlns:w16se="http://schemas.microsoft.com/office/word/2015/wordml/symex" xmlns:wpg="http://schemas.microsoft.com/office/word/2010/wordprocessingGroup" xmlns:wpi="http://schemas.microsoft.com/office/word/2010/wordprocessingInk" xmlns:wne="http://schemas.microsoft.com/office/word/2006/wordml" xmlns:wps="http://schemas.microsoft.com/office/word/2010/wordprocessingShape" mc:Ignorable="w14 w15 w16se w16cid w16 w16cex w16sdtdh wp14">
+<w:numbering xmlns:wpc="http://schemas.microsoft.com/office/word/2010/wordprocessingCanvas" xmlns:cx="http://schemas.microsoft.com/office/drawing/2014/chartex" xmlns:cx1="http://schemas.microsoft.com/office/drawing/2015/9/8/chartex" xmlns:cx2="http://schemas.microsoft.com/office/drawing/2015/10/21/chartex" xmlns:cx3="http://schemas.microsoft.com/office/drawing/2016/5/9/chartex" xmlns:cx4="http://schemas.microsoft.com/office/drawing/2016/5/10/chartex" xmlns:cx5="http://schemas.microsoft.com/office/drawing/2016/5/11/chartex" xmlns:cx6="http://schemas.microsoft.com/office/drawing/2016/5/12/chartex" xmlns:cx7="http://schemas.microsoft.com/office/drawing/2016/5/13/chartex" xmlns:cx8="http://schemas.microsoft.com/office/drawing/2016/5/14/chartex" xmlns:mc="http://schemas.openxmlformats.org/markup-compatibility/2006" xmlns:aink="http://schemas.microsoft.com/office/drawing/2016/ink" xmlns:am3d="http://schemas.microsoft.com/office/drawing/2017/model3d" xmlns:o="urn:schemas-microsoft-com:office:office" xmlns:oel="http://schemas.microsoft.com/office/2019/extlst" xmlns:r="http://schemas.openxmlformats.org/officeDocument/2006/relationships" xmlns:m="http://schemas.openxmlformats.org/officeDocument/2006/math" xmlns:v="urn:schemas-microsoft-com:vml" xmlns:wp14="http://schemas.microsoft.com/office/word/2010/wordprocessingDrawing" xmlns:wp="http://schemas.openxmlformats.org/drawingml/2006/wordprocessingDrawing" xmlns:w10="urn:schemas-microsoft-com:office:word" xmlns:w="http://schemas.openxmlformats.org/wordprocessingml/2006/main" xmlns:w14="http://schemas.microsoft.com/office/word/2010/wordml" xmlns:w15="http://schemas.microsoft.com/office/word/2012/wordml" xmlns:w16cex="http://schemas.microsoft.com/office/word/2018/wordml/cex" xmlns:w16cid="http://schemas.microsoft.com/office/word/2016/wordml/cid" xmlns:w16="http://schemas.microsoft.com/office/word/2018/wordml" xmlns:w16du="http://schemas.microsoft.com/office/word/2023/wordml/word16du" xmlns:w16sdtdh="http://schemas.microsoft.com/office/word/2020/wordml/sdtdatahash" xmlns:w16se="http://schemas.microsoft.com/office/word/2015/wordml/symex" xmlns:wpg="http://schemas.microsoft.com/office/word/2010/wordprocessingGroup" xmlns:wpi="http://schemas.microsoft.com/office/word/2010/wordprocessingInk" xmlns:wne="http://schemas.microsoft.com/office/word/2006/wordml" xmlns:wps="http://schemas.microsoft.com/office/word/2010/wordprocessingShape" mc:Ignorable="w14 w15 w16se w16cid w16 w16cex w16sdtdh w16du wp14">
   <w:abstractNum w:abstractNumId="0" w15:restartNumberingAfterBreak="0">
     <w:nsid w:val="029531B8"/>
     <w:multiLevelType w:val="hybridMultilevel"/>
@@ -8556,7 +8716,7 @@
 </file>
 
 <file path=word/styles.xml><?xml version="1.0" encoding="utf-8"?>
-<w:styles xmlns:mc="http://schemas.openxmlformats.org/markup-compatibility/2006" xmlns:r="http://schemas.openxmlformats.org/officeDocument/2006/relationships" xmlns:w="http://schemas.openxmlformats.org/wordprocessingml/2006/main" xmlns:w14="http://schemas.microsoft.com/office/word/2010/wordml" xmlns:w15="http://schemas.microsoft.com/office/word/2012/wordml" xmlns:w16cex="http://schemas.microsoft.com/office/word/2018/wordml/cex" xmlns:w16cid="http://schemas.microsoft.com/office/word/2016/wordml/cid" xmlns:w16="http://schemas.microsoft.com/office/word/2018/wordml" xmlns:w16sdtdh="http://schemas.microsoft.com/office/word/2020/wordml/sdtdatahash" xmlns:w16se="http://schemas.microsoft.com/office/word/2015/wordml/symex" mc:Ignorable="w14 w15 w16se w16cid w16 w16cex w16sdtdh">
+<w:styles xmlns:mc="http://schemas.openxmlformats.org/markup-compatibility/2006" xmlns:r="http://schemas.openxmlformats.org/officeDocument/2006/relationships" xmlns:w="http://schemas.openxmlformats.org/wordprocessingml/2006/main" xmlns:w14="http://schemas.microsoft.com/office/word/2010/wordml" xmlns:w15="http://schemas.microsoft.com/office/word/2012/wordml" xmlns:w16cex="http://schemas.microsoft.com/office/word/2018/wordml/cex" xmlns:w16cid="http://schemas.microsoft.com/office/word/2016/wordml/cid" xmlns:w16="http://schemas.microsoft.com/office/word/2018/wordml" xmlns:w16du="http://schemas.microsoft.com/office/word/2023/wordml/word16du" xmlns:w16sdtdh="http://schemas.microsoft.com/office/word/2020/wordml/sdtdatahash" xmlns:w16se="http://schemas.microsoft.com/office/word/2015/wordml/symex" mc:Ignorable="w14 w15 w16se w16cid w16 w16cex w16sdtdh w16du">
   <w:docDefaults>
     <w:rPrDefault>
       <w:rPr>
@@ -8960,7 +9120,6 @@
   <w:style w:type="character" w:default="1" w:styleId="DefaultParagraphFont">
     <w:name w:val="Default Paragraph Font"/>
     <w:uiPriority w:val="1"/>
-    <w:semiHidden/>
     <w:unhideWhenUsed/>
   </w:style>
   <w:style w:type="table" w:default="1" w:styleId="TableNormal">
